--- a/重要概念.docx
+++ b/重要概念.docx
@@ -43,100 +43,44 @@
         <w:rPr>
           <w:rFonts w:ascii="宋体" w:eastAsia="宋体" w:hAnsi="宋体" w:cs="宋体"/>
         </w:rPr>
-        <w:t>一个存储 n</w:t>
-      </w:r>
-      <w:proofErr w:type="gramStart"/>
+        <w:t>一个存储 n个大小为 (1+Θ(1))log</w:t>
+      </w:r>
+      <w:r>
+        <w:rPr>
+          <w:rFonts w:ascii="Cambria Math" w:eastAsia="Cambria Math" w:hAnsi="Cambria Math" w:cs="Cambria Math"/>
+        </w:rPr>
+        <w:t>⁡</w:t>
+      </w:r>
       <w:r>
         <w:rPr>
           <w:rFonts w:ascii="宋体" w:eastAsia="宋体" w:hAnsi="宋体" w:cs="宋体"/>
         </w:rPr>
-        <w:t>个</w:t>
-      </w:r>
-      <w:proofErr w:type="gramEnd"/>
+        <w:t>n比特的键值对的哈希表，能够提供多强的概率保证？</w:t>
+      </w:r>
+    </w:p>
+    <w:p>
+      <w:pPr>
+        <w:rPr>
+          <w:rFonts w:ascii="宋体" w:eastAsia="宋体" w:hAnsi="宋体" w:cs="宋体" w:hint="eastAsia"/>
+        </w:rPr>
+      </w:pPr>
       <w:r>
         <w:rPr>
           <w:rFonts w:ascii="宋体" w:eastAsia="宋体" w:hAnsi="宋体" w:cs="宋体"/>
         </w:rPr>
-        <w:t>大小为 (1+Θ(1))</w:t>
-      </w:r>
-      <w:proofErr w:type="spellStart"/>
+        <w:t>过去关于该问题的研究一直受到已知哈希函数族能力限制，目前，所有能够达到低于 1/2polylog(n)失败概率的哈希表，都需要访问完全随机的哈希函数。然而，如果使用目前已知的显式哈希函数族来实现这些哈希表，它们的失败概率会退化到：1/poly(n)级别。</w:t>
+      </w:r>
+    </w:p>
+    <w:p>
+      <w:pPr>
+        <w:rPr>
+          <w:rFonts w:ascii="宋体" w:eastAsia="宋体" w:hAnsi="宋体" w:cs="宋体" w:hint="eastAsia"/>
+        </w:rPr>
+      </w:pPr>
       <w:r>
         <w:rPr>
           <w:rFonts w:ascii="宋体" w:eastAsia="宋体" w:hAnsi="宋体" w:cs="宋体"/>
         </w:rPr>
-        <w:t>log</w:t>
-      </w:r>
-      <w:r>
-        <w:rPr>
-          <w:rFonts w:ascii="Cambria Math" w:eastAsia="Cambria Math" w:hAnsi="Cambria Math" w:cs="Cambria Math"/>
-        </w:rPr>
-        <w:t>⁡</w:t>
-      </w:r>
-      <w:r>
-        <w:rPr>
-          <w:rFonts w:ascii="宋体" w:eastAsia="宋体" w:hAnsi="宋体" w:cs="宋体"/>
-        </w:rPr>
-        <w:t>n</w:t>
-      </w:r>
-      <w:proofErr w:type="spellEnd"/>
-      <w:r>
-        <w:rPr>
-          <w:rFonts w:ascii="宋体" w:eastAsia="宋体" w:hAnsi="宋体" w:cs="宋体"/>
-        </w:rPr>
-        <w:t>比特的键值对的哈希表，能够提供多强的概率保证？</w:t>
-      </w:r>
-    </w:p>
-    <w:p>
-      <w:pPr>
-        <w:rPr>
-          <w:rFonts w:ascii="宋体" w:eastAsia="宋体" w:hAnsi="宋体" w:cs="宋体" w:hint="eastAsia"/>
-        </w:rPr>
-      </w:pPr>
-      <w:r>
-        <w:rPr>
-          <w:rFonts w:ascii="宋体" w:eastAsia="宋体" w:hAnsi="宋体" w:cs="宋体"/>
-        </w:rPr>
-        <w:t>过去关于该问题的研究一直受到已知哈希函数</w:t>
-      </w:r>
-      <w:proofErr w:type="gramStart"/>
-      <w:r>
-        <w:rPr>
-          <w:rFonts w:ascii="宋体" w:eastAsia="宋体" w:hAnsi="宋体" w:cs="宋体"/>
-        </w:rPr>
-        <w:t>族能力</w:t>
-      </w:r>
-      <w:proofErr w:type="gramEnd"/>
-      <w:r>
-        <w:rPr>
-          <w:rFonts w:ascii="宋体" w:eastAsia="宋体" w:hAnsi="宋体" w:cs="宋体"/>
-        </w:rPr>
-        <w:t>限制，目前，所有能够达到低于 1/2polylog(n)失败概率的哈希表，都需要访问完全随机的哈希函数。然而，如果使用目前已知的</w:t>
-      </w:r>
-      <w:proofErr w:type="gramStart"/>
-      <w:r>
-        <w:rPr>
-          <w:rFonts w:ascii="宋体" w:eastAsia="宋体" w:hAnsi="宋体" w:cs="宋体"/>
-        </w:rPr>
-        <w:t>显式哈希</w:t>
-      </w:r>
-      <w:proofErr w:type="gramEnd"/>
-      <w:r>
-        <w:rPr>
-          <w:rFonts w:ascii="宋体" w:eastAsia="宋体" w:hAnsi="宋体" w:cs="宋体"/>
-        </w:rPr>
-        <w:t>函数族来实现这些哈希表，它们的失败概率会退化到：1/poly(n)级别。</w:t>
-      </w:r>
-    </w:p>
-    <w:p>
-      <w:pPr>
-        <w:rPr>
-          <w:rFonts w:ascii="宋体" w:eastAsia="宋体" w:hAnsi="宋体" w:cs="宋体" w:hint="eastAsia"/>
-        </w:rPr>
-      </w:pPr>
-      <w:r>
-        <w:rPr>
-          <w:rFonts w:ascii="宋体" w:eastAsia="宋体" w:hAnsi="宋体" w:cs="宋体"/>
-        </w:rPr>
         <w:t xml:space="preserve">为了绕过这些限制，本文展示了一种随机化数据结构的构造方法，它能够提供与传统哈希表相同的功能保证，但它避免直接使用哈希函数。 </w:t>
       </w:r>
     </w:p>
@@ -172,20 +116,13 @@
         <w:rPr>
           <w:rFonts w:ascii="等线" w:eastAsia="等线" w:hAnsi="等线" w:cs="等线"/>
         </w:rPr>
-        <w:t>如果一个哈希表满足：每次操作以至少 的概率在常数时间内完成，那么称其失败概率为：</w:t>
-      </w:r>
-      <w:r>
-        <w:rPr>
-          <w:rFonts w:ascii="等线" w:eastAsia="等线" w:hAnsi="等线" w:cs="等线"/>
-          <w:i/>
-        </w:rPr>
-        <w:br/>
-      </w:r>
-      <w:r>
-        <w:rPr>
-          <w:rFonts w:ascii="等线" w:eastAsia="等线" w:hAnsi="等线" w:cs="等线"/>
-        </w:rPr>
-        <w:t>如果：则称该哈希表以高概率成功。</w:t>
+        <w:t>如果一个哈希表满足：</w:t>
+      </w:r>
+      <w:r>
+        <w:rPr>
+          <w:rFonts w:ascii="等线" w:eastAsia="等线" w:hAnsi="等线" w:cs="等线"/>
+        </w:rPr>
+        <w:t>如果一个哈希表每次操作以至少 1-ε 的概率在常数时间内完成，就称其失败概率为 ε。</w:t>
       </w:r>
     </w:p>
     <w:p>
@@ -257,7 +194,7 @@
     <w:p>
       <w:pPr>
         <w:rPr>
-          <w:rFonts w:ascii="等线" w:eastAsia="等线" w:hAnsi="等线" w:cs="等线"/>
+          <w:rFonts w:ascii="等线" w:eastAsia="等线" w:hAnsi="等线" w:cs="等线" w:hint="eastAsia"/>
         </w:rPr>
       </w:pPr>
       <w:r>
@@ -277,7 +214,7 @@
     <w:p>
       <w:pPr>
         <w:rPr>
-          <w:rFonts w:ascii="等线" w:eastAsia="等线" w:hAnsi="等线" w:cs="等线"/>
+          <w:rFonts w:ascii="等线" w:eastAsia="等线" w:hAnsi="等线" w:cs="等线" w:hint="eastAsia"/>
           <w:b/>
           <w:bCs/>
         </w:rPr>
@@ -398,14 +335,13 @@
     <w:p>
       <w:pPr>
         <w:rPr>
-          <w:rFonts w:ascii="等线" w:eastAsia="等线" w:hAnsi="等线" w:cs="等线"/>
-        </w:rPr>
-      </w:pPr>
-      <w:r>
-        <w:rPr>
-          <w:rFonts w:ascii="等线" w:eastAsia="等线" w:hAnsi="等线" w:cs="等线"/>
-        </w:rPr>
-        <w:lastRenderedPageBreak/>
+          <w:rFonts w:ascii="等线" w:eastAsia="等线" w:hAnsi="等线" w:cs="等线" w:hint="eastAsia"/>
+        </w:rPr>
+      </w:pPr>
+      <w:r>
+        <w:rPr>
+          <w:rFonts w:ascii="等线" w:eastAsia="等线" w:hAnsi="等线" w:cs="等线"/>
+        </w:rPr>
         <w:t>我们数据结构的起点将是经典的 </w:t>
       </w:r>
       <m:oMath>
@@ -420,7 +356,14 @@
         <w:rPr>
           <w:rFonts w:ascii="等线" w:eastAsia="等线" w:hAnsi="等线" w:cs="等线"/>
         </w:rPr>
-        <w:t> 元基数 Trie。Trie 的每个内部节点可以看作一个大小为 </w:t>
+        <w:t> 元基数 Trie。Trie 的每个内部节点可以看作一个大</w:t>
+      </w:r>
+      <w:r>
+        <w:rPr>
+          <w:rFonts w:ascii="等线" w:eastAsia="等线" w:hAnsi="等线" w:cs="等线"/>
+        </w:rPr>
+        <w:lastRenderedPageBreak/>
+        <w:t>小为 </w:t>
       </w:r>
       <m:oMath>
         <m:r>
@@ -448,21 +391,7 @@
         <w:rPr>
           <w:rFonts w:ascii="等线" w:eastAsia="等线" w:hAnsi="等线" w:cs="等线"/>
         </w:rPr>
-        <w:t> </w:t>
-      </w:r>
-      <w:proofErr w:type="gramStart"/>
-      <w:r>
-        <w:rPr>
-          <w:rFonts w:ascii="等线" w:eastAsia="等线" w:hAnsi="等线" w:cs="等线"/>
-        </w:rPr>
-        <w:t>个</w:t>
-      </w:r>
-      <w:proofErr w:type="gramEnd"/>
-      <w:r>
-        <w:rPr>
-          <w:rFonts w:ascii="等线" w:eastAsia="等线" w:hAnsi="等线" w:cs="等线"/>
-        </w:rPr>
-        <w:t>条目存储指向子节点 </w:t>
+        <w:t> 个条目存储指向子节点 </w:t>
       </w:r>
       <m:oMath>
         <m:r>
@@ -484,13 +413,17 @@
         </w:rPr>
         <w:t>。</w:t>
       </w:r>
-    </w:p>
-    <w:p>
-      <w:pPr>
-        <w:rPr>
-          <w:rFonts w:ascii="等线" w:eastAsia="等线" w:hAnsi="等线" w:cs="等线" w:hint="eastAsia"/>
-          <w:b/>
-          <w:bCs/>
+      <w:r>
+        <w:rPr>
+          <w:rFonts w:ascii="等线" w:eastAsia="等线" w:hAnsi="等线" w:cs="等线"/>
+        </w:rPr>
+        <w:t> 这种结构支持确定性常数时间操作，但空间为 O(n²)，无法实用。</w:t>
+      </w:r>
+    </w:p>
+    <w:p>
+      <w:pPr>
+        <w:rPr>
+          <w:rFonts w:ascii="等线" w:eastAsia="等线" w:hAnsi="等线" w:cs="等线" w:hint="eastAsia"/>
         </w:rPr>
       </w:pPr>
       <w:r>
@@ -516,7 +449,114 @@
         <w:rPr>
           <w:rFonts w:ascii="等线" w:eastAsia="等线" w:hAnsi="等线" w:cs="等线"/>
         </w:rPr>
-        <w:t>旋转基数 Trie = 在基数 Trie 的每个节点上，对孩子数组进行随机循环移位（rotation），用随机布局代替传统 hash 函数来减少冲突。</w:t>
+        <w:t> 旋转基数 Trie = 在基数 Trie 的每个节点上，对孩子数组进行随机循环移位（rotation），然后用一个大小为 n 的大数组叠加所有旋转后的节点数组，用随机布局代替传统 hash 函数来减少冲突。每个非空指针视为一个“球”，所有球的落点由源节点的随机旋转值决定。每个箱子（大数组位置）期望收到 O(1) 个球，通过 Chernoff 界可知每个箱子最多 polylog(n) 个球的概率极高（1/n^{polylog(n)}）。每个箱子用动态融合节点实现常数时间操作。该结构需要 O(n log n) 个随机位，失败概率为 1/n^{polylog(n)}。</w:t>
+      </w:r>
+    </w:p>
+    <w:p>
+      <w:pPr>
+        <w:rPr>
+          <w:rFonts w:ascii="等线" w:eastAsia="等线" w:hAnsi="等线" w:cs="等线" w:hint="eastAsia"/>
+        </w:rPr>
+      </w:pPr>
+      <w:r>
+        <w:rPr>
+          <w:rFonts w:ascii="等线" w:eastAsia="等线" w:hAnsi="等线" w:cs="等线"/>
+          <w:b/>
+          <w:bCs/>
+        </w:rPr>
+        <w:t>放大旋转树（Amplified Rotated Trie）</w:t>
+      </w:r>
+      <w:r>
+        <w:rPr>
+          <w:rFonts w:ascii="等线" w:eastAsia="等线" w:hAnsi="等线" w:cs="等线" w:hint="eastAsia"/>
+          <w:b/>
+          <w:bCs/>
+        </w:rPr>
+        <w:t>：</w:t>
+      </w:r>
+      <w:r>
+        <w:rPr>
+          <w:rFonts w:ascii="等线" w:eastAsia="等线" w:hAnsi="等线" w:cs="等线"/>
+        </w:rPr>
+        <w:t>将树的度（分叉数）从 n 降低为 n^δ（δ 是很小的常数）。这强迫树的内部节点数量至少达到 n^{1-δ}，从而获得海量的独立随机旋转值（随机源暴增）。当某个桶（bin）发生溢出时，将溢出球统一放入一个辅助的非旋转 Trie（Q）中。只要证明溢出球总数极少，Q 的空间就可控（整体仍为 O(n)）。由于同一源节点的多个球共享同一个旋转值，球之间不再独立，论文改用 McDiarmid 有界差分不等式，证明溢出球数量超过阈值 n^{1-δ} 的概率仅为 exp(-Ω(n^{1-4δ}))。通过调节 δ = ε/5，最终失败概率达到 1/n^{n^{1-ε}}，逼近理论极限。</w:t>
+      </w:r>
+    </w:p>
+    <w:p>
+      <w:pPr>
+        <w:rPr>
+          <w:rFonts w:ascii="等线" w:eastAsia="等线" w:hAnsi="等线" w:cs="等线" w:hint="eastAsia"/>
+        </w:rPr>
+      </w:pPr>
+      <w:r>
+        <w:rPr>
+          <w:rFonts w:ascii="等线" w:eastAsia="等线" w:hAnsi="等线" w:cs="等线"/>
+          <w:b/>
+          <w:bCs/>
+        </w:rPr>
+        <w:t>预算旋转树（Budget Rotated Trie）： </w:t>
+      </w:r>
+      <w:r>
+        <w:rPr>
+          <w:rFonts w:ascii="等线" w:eastAsia="等线" w:hAnsi="等线" w:cs="等线"/>
+        </w:rPr>
+        <w:t xml:space="preserve">规定只有当某个子树积累了超过 ℓ = polylog(n) 个键时，才为其创建真正的内部节点。这使得内部节点总数从 O(n) 骤降至 O(n/polylog(n))，大幅减少了需要生成随机数的对象数量。将映射拆分为“组号”和“组内偏移”。组号使用 O(1)-独立哈希函数生成，仅需 O(log n) 随机位，保证各组负载均衡；组内偏移使用“逐渐增加独立性”哈希族生成，仅需 O(log n </w:t>
+      </w:r>
+      <w:r>
+        <w:rPr>
+          <w:rFonts w:ascii="等线" w:eastAsia="等线" w:hAnsi="等线" w:cs="等线" w:hint="eastAsia"/>
+        </w:rPr>
+        <w:t xml:space="preserve">* </w:t>
+      </w:r>
+      <w:r>
+        <w:rPr>
+          <w:rFonts w:ascii="等线" w:eastAsia="等线" w:hAnsi="等线" w:cs="等线"/>
+        </w:rPr>
+        <w:t>log log n) 随机位，但计算较慢（O((log log n)²)）。对于计算较慢的“组内偏移”哈希，利用节点是“懒惰创建”的特性（创建时已有 ℓ 个键等待），将计算时间平摊到这 ℓ 个插入操作中，从而保证单个操作的常数摊还时间。最终随机位数为 O(log n log log n)，失败概率为 1/poly(n)。对于超长键（ω(log n) 比特），论文给出随机素数乘积压缩技巧，仅需 O(log n) 额外随机位即可将键域压缩至 poly(n)。</w:t>
+      </w:r>
+    </w:p>
+    <w:p>
+      <w:pPr>
+        <w:rPr>
+          <w:rFonts w:ascii="等线" w:eastAsia="等线" w:hAnsi="等线" w:cs="等线" w:hint="eastAsia"/>
+        </w:rPr>
+      </w:pPr>
+      <w:r>
+        <w:rPr>
+          <w:rFonts w:ascii="等线" w:eastAsia="等线" w:hAnsi="等线" w:cs="等线"/>
+          <w:b/>
+          <w:bCs/>
+        </w:rPr>
+        <w:t>紧凑字典（Succinct Dictionary）：</w:t>
+      </w:r>
+      <w:r>
+        <w:rPr>
+          <w:rFonts w:ascii="等线" w:eastAsia="等线" w:hAnsi="等线" w:cs="等线"/>
+        </w:rPr>
+        <w:t xml:space="preserve"> 紧凑字典的目标是将空间压至信息论下界，即存储 n 个来自宇宙 U 的键所需的最少比特数 </w:t>
+      </w:r>
+      <w:r>
+        <w:rPr>
+          <w:rFonts w:ascii="Cambria Math" w:eastAsia="等线" w:hAnsi="Cambria Math" w:cs="Cambria Math"/>
+        </w:rPr>
+        <w:t>ℬ</w:t>
+      </w:r>
+      <w:r>
+        <w:rPr>
+          <w:rFonts w:ascii="等线" w:eastAsia="等线" w:hAnsi="等线" w:cs="等线"/>
+        </w:rPr>
+        <w:t>(|U|, n) = log</w:t>
+      </w:r>
+      <w:r>
+        <w:rPr>
+          <w:rFonts w:ascii="Cambria Math" w:eastAsia="等线" w:hAnsi="Cambria Math" w:cs="Cambria Math"/>
+        </w:rPr>
+        <w:t>₂</w:t>
+      </w:r>
+      <w:r>
+        <w:rPr>
+          <w:rFonts w:ascii="等线" w:eastAsia="等线" w:hAnsi="等线" w:cs="等线"/>
+        </w:rPr>
+        <w:t xml:space="preserve"> C(|U|, n)。对于 log n 比特的键，该下界约为 n log n - n log log n + O(n)，而传统哈希表（键 + 指针）浪费了约 n log log n 比特。核心压缩策略沿用 Raman-Rao 框架：将键空间切分成连续小块，每块大小 B = Θ(log n)；在块内不存储完整键，而存储组合数编码（即“在 B 个位置中哪几个被选中”），所需空间 log C(B, k) 远小于 k log B。为了快速获得“当前块之前的键总数”（全局排名），需要一个从“块号”到“前缀和”的辅助索引。论文的原创贡献在于用预算旋转树（自身已紧凑且随机位极少）作为辅助索引，将 Raman-Rao 方案从“期望常数时间”提升为高概率常数时间。</w:t>
       </w:r>
     </w:p>
     <w:sectPr>
@@ -527,6 +567,315 @@
     </w:sectPr>
   </w:body>
 </w:document>
+</file>
+
+<file path=word/numbering.xml><?xml version="1.0" encoding="utf-8"?>
+<w:numbering xmlns:wpc="http://schemas.microsoft.com/office/word/2010/wordprocessingCanvas" xmlns:cx="http://schemas.microsoft.com/office/drawing/2014/chartex" xmlns:cx1="http://schemas.microsoft.com/office/drawing/2015/9/8/chartex" xmlns:cx2="http://schemas.microsoft.com/office/drawing/2015/10/21/chartex" xmlns:cx3="http://schemas.microsoft.com/office/drawing/2016/5/9/chartex" xmlns:cx4="http://schemas.microsoft.com/office/drawing/2016/5/10/chartex" xmlns:cx5="http://schemas.microsoft.com/office/drawing/2016/5/11/chartex" xmlns:cx6="http://schemas.microsoft.com/office/drawing/2016/5/12/chartex" xmlns:cx7="http://schemas.microsoft.com/office/drawing/2016/5/13/chartex" xmlns:cx8="http://schemas.microsoft.com/office/drawing/2016/5/14/chartex" xmlns:mc="http://schemas.openxmlformats.org/markup-compatibility/2006" xmlns:aink="http://schemas.microsoft.com/office/drawing/2016/ink" xmlns:am3d="http://schemas.microsoft.com/office/drawing/2017/model3d" xmlns:o="urn:schemas-microsoft-com:office:office" xmlns:oel="http://schemas.microsoft.com/office/2019/extlst" xmlns:r="http://schemas.openxmlformats.org/officeDocument/2006/relationships" xmlns:m="http://schemas.openxmlformats.org/officeDocument/2006/math" xmlns:v="urn:schemas-microsoft-com:vml" xmlns:wp14="http://schemas.microsoft.com/office/word/2010/wordprocessingDrawing" xmlns:wp="http://schemas.openxmlformats.org/drawingml/2006/wordprocessingDrawing" xmlns:w10="urn:schemas-microsoft-com:office:word" xmlns:w="http://schemas.openxmlformats.org/wordprocessingml/2006/main" xmlns:w14="http://schemas.microsoft.com/office/word/2010/wordml" xmlns:w15="http://schemas.microsoft.com/office/word/2012/wordml" xmlns:w16cex="http://schemas.microsoft.com/office/word/2018/wordml/cex" xmlns:w16cid="http://schemas.microsoft.com/office/word/2016/wordml/cid" xmlns:w16="http://schemas.microsoft.com/office/word/2018/wordml" xmlns:w16du="http://schemas.microsoft.com/office/word/2023/wordml/word16du" xmlns:w16sdtdh="http://schemas.microsoft.com/office/word/2020/wordml/sdtdatahash" xmlns:w16sdtfl="http://schemas.microsoft.com/office/word/2024/wordml/sdtformatlock" xmlns:w16se="http://schemas.microsoft.com/office/word/2015/wordml/symex" xmlns:wpg="http://schemas.microsoft.com/office/word/2010/wordprocessingGroup" xmlns:wpi="http://schemas.microsoft.com/office/word/2010/wordprocessingInk" xmlns:wne="http://schemas.microsoft.com/office/word/2006/wordml" xmlns:wps="http://schemas.microsoft.com/office/word/2010/wordprocessingShape" mc:Ignorable="w14 w15 w16se w16cid w16 w16cex w16sdtdh w16sdtfl w16du wp14">
+  <w:abstractNum w:abstractNumId="0" w15:restartNumberingAfterBreak="0">
+    <w:nsid w:val="03045544"/>
+    <w:multiLevelType w:val="multilevel"/>
+    <w:tmpl w:val="B33E00FC"/>
+    <w:lvl w:ilvl="0">
+      <w:start w:val="1"/>
+      <w:numFmt w:val="bullet"/>
+      <w:lvlText w:val=""/>
+      <w:lvlJc w:val="left"/>
+      <w:pPr>
+        <w:tabs>
+          <w:tab w:val="num" w:pos="720"/>
+        </w:tabs>
+        <w:ind w:left="720" w:hanging="360"/>
+      </w:pPr>
+      <w:rPr>
+        <w:rFonts w:ascii="Symbol" w:hAnsi="Symbol" w:hint="default"/>
+        <w:sz w:val="20"/>
+      </w:rPr>
+    </w:lvl>
+    <w:lvl w:ilvl="1">
+      <w:start w:val="1"/>
+      <w:numFmt w:val="bullet"/>
+      <w:lvlText w:val="o"/>
+      <w:lvlJc w:val="left"/>
+      <w:pPr>
+        <w:tabs>
+          <w:tab w:val="num" w:pos="1440"/>
+        </w:tabs>
+        <w:ind w:left="1440" w:hanging="360"/>
+      </w:pPr>
+      <w:rPr>
+        <w:rFonts w:ascii="Courier New" w:hAnsi="Courier New" w:hint="default"/>
+        <w:sz w:val="20"/>
+      </w:rPr>
+    </w:lvl>
+    <w:lvl w:ilvl="2" w:tentative="1">
+      <w:start w:val="1"/>
+      <w:numFmt w:val="bullet"/>
+      <w:lvlText w:val=""/>
+      <w:lvlJc w:val="left"/>
+      <w:pPr>
+        <w:tabs>
+          <w:tab w:val="num" w:pos="2160"/>
+        </w:tabs>
+        <w:ind w:left="2160" w:hanging="360"/>
+      </w:pPr>
+      <w:rPr>
+        <w:rFonts w:ascii="Wingdings" w:hAnsi="Wingdings" w:hint="default"/>
+        <w:sz w:val="20"/>
+      </w:rPr>
+    </w:lvl>
+    <w:lvl w:ilvl="3" w:tentative="1">
+      <w:start w:val="1"/>
+      <w:numFmt w:val="bullet"/>
+      <w:lvlText w:val=""/>
+      <w:lvlJc w:val="left"/>
+      <w:pPr>
+        <w:tabs>
+          <w:tab w:val="num" w:pos="2880"/>
+        </w:tabs>
+        <w:ind w:left="2880" w:hanging="360"/>
+      </w:pPr>
+      <w:rPr>
+        <w:rFonts w:ascii="Wingdings" w:hAnsi="Wingdings" w:hint="default"/>
+        <w:sz w:val="20"/>
+      </w:rPr>
+    </w:lvl>
+    <w:lvl w:ilvl="4" w:tentative="1">
+      <w:start w:val="1"/>
+      <w:numFmt w:val="bullet"/>
+      <w:lvlText w:val=""/>
+      <w:lvlJc w:val="left"/>
+      <w:pPr>
+        <w:tabs>
+          <w:tab w:val="num" w:pos="3600"/>
+        </w:tabs>
+        <w:ind w:left="3600" w:hanging="360"/>
+      </w:pPr>
+      <w:rPr>
+        <w:rFonts w:ascii="Wingdings" w:hAnsi="Wingdings" w:hint="default"/>
+        <w:sz w:val="20"/>
+      </w:rPr>
+    </w:lvl>
+    <w:lvl w:ilvl="5" w:tentative="1">
+      <w:start w:val="1"/>
+      <w:numFmt w:val="bullet"/>
+      <w:lvlText w:val=""/>
+      <w:lvlJc w:val="left"/>
+      <w:pPr>
+        <w:tabs>
+          <w:tab w:val="num" w:pos="4320"/>
+        </w:tabs>
+        <w:ind w:left="4320" w:hanging="360"/>
+      </w:pPr>
+      <w:rPr>
+        <w:rFonts w:ascii="Wingdings" w:hAnsi="Wingdings" w:hint="default"/>
+        <w:sz w:val="20"/>
+      </w:rPr>
+    </w:lvl>
+    <w:lvl w:ilvl="6" w:tentative="1">
+      <w:start w:val="1"/>
+      <w:numFmt w:val="bullet"/>
+      <w:lvlText w:val=""/>
+      <w:lvlJc w:val="left"/>
+      <w:pPr>
+        <w:tabs>
+          <w:tab w:val="num" w:pos="5040"/>
+        </w:tabs>
+        <w:ind w:left="5040" w:hanging="360"/>
+      </w:pPr>
+      <w:rPr>
+        <w:rFonts w:ascii="Wingdings" w:hAnsi="Wingdings" w:hint="default"/>
+        <w:sz w:val="20"/>
+      </w:rPr>
+    </w:lvl>
+    <w:lvl w:ilvl="7" w:tentative="1">
+      <w:start w:val="1"/>
+      <w:numFmt w:val="bullet"/>
+      <w:lvlText w:val=""/>
+      <w:lvlJc w:val="left"/>
+      <w:pPr>
+        <w:tabs>
+          <w:tab w:val="num" w:pos="5760"/>
+        </w:tabs>
+        <w:ind w:left="5760" w:hanging="360"/>
+      </w:pPr>
+      <w:rPr>
+        <w:rFonts w:ascii="Wingdings" w:hAnsi="Wingdings" w:hint="default"/>
+        <w:sz w:val="20"/>
+      </w:rPr>
+    </w:lvl>
+    <w:lvl w:ilvl="8" w:tentative="1">
+      <w:start w:val="1"/>
+      <w:numFmt w:val="bullet"/>
+      <w:lvlText w:val=""/>
+      <w:lvlJc w:val="left"/>
+      <w:pPr>
+        <w:tabs>
+          <w:tab w:val="num" w:pos="6480"/>
+        </w:tabs>
+        <w:ind w:left="6480" w:hanging="360"/>
+      </w:pPr>
+      <w:rPr>
+        <w:rFonts w:ascii="Wingdings" w:hAnsi="Wingdings" w:hint="default"/>
+        <w:sz w:val="20"/>
+      </w:rPr>
+    </w:lvl>
+  </w:abstractNum>
+  <w:abstractNum w:abstractNumId="1" w15:restartNumberingAfterBreak="0">
+    <w:nsid w:val="752B4E97"/>
+    <w:multiLevelType w:val="multilevel"/>
+    <w:tmpl w:val="99ACCCBA"/>
+    <w:lvl w:ilvl="0">
+      <w:start w:val="1"/>
+      <w:numFmt w:val="bullet"/>
+      <w:lvlText w:val=""/>
+      <w:lvlJc w:val="left"/>
+      <w:pPr>
+        <w:tabs>
+          <w:tab w:val="num" w:pos="720"/>
+        </w:tabs>
+        <w:ind w:left="720" w:hanging="360"/>
+      </w:pPr>
+      <w:rPr>
+        <w:rFonts w:ascii="Symbol" w:hAnsi="Symbol" w:hint="default"/>
+        <w:sz w:val="20"/>
+      </w:rPr>
+    </w:lvl>
+    <w:lvl w:ilvl="1" w:tentative="1">
+      <w:start w:val="1"/>
+      <w:numFmt w:val="bullet"/>
+      <w:lvlText w:val="o"/>
+      <w:lvlJc w:val="left"/>
+      <w:pPr>
+        <w:tabs>
+          <w:tab w:val="num" w:pos="1440"/>
+        </w:tabs>
+        <w:ind w:left="1440" w:hanging="360"/>
+      </w:pPr>
+      <w:rPr>
+        <w:rFonts w:ascii="Courier New" w:hAnsi="Courier New" w:hint="default"/>
+        <w:sz w:val="20"/>
+      </w:rPr>
+    </w:lvl>
+    <w:lvl w:ilvl="2" w:tentative="1">
+      <w:start w:val="1"/>
+      <w:numFmt w:val="bullet"/>
+      <w:lvlText w:val=""/>
+      <w:lvlJc w:val="left"/>
+      <w:pPr>
+        <w:tabs>
+          <w:tab w:val="num" w:pos="2160"/>
+        </w:tabs>
+        <w:ind w:left="2160" w:hanging="360"/>
+      </w:pPr>
+      <w:rPr>
+        <w:rFonts w:ascii="Wingdings" w:hAnsi="Wingdings" w:hint="default"/>
+        <w:sz w:val="20"/>
+      </w:rPr>
+    </w:lvl>
+    <w:lvl w:ilvl="3" w:tentative="1">
+      <w:start w:val="1"/>
+      <w:numFmt w:val="bullet"/>
+      <w:lvlText w:val=""/>
+      <w:lvlJc w:val="left"/>
+      <w:pPr>
+        <w:tabs>
+          <w:tab w:val="num" w:pos="2880"/>
+        </w:tabs>
+        <w:ind w:left="2880" w:hanging="360"/>
+      </w:pPr>
+      <w:rPr>
+        <w:rFonts w:ascii="Wingdings" w:hAnsi="Wingdings" w:hint="default"/>
+        <w:sz w:val="20"/>
+      </w:rPr>
+    </w:lvl>
+    <w:lvl w:ilvl="4" w:tentative="1">
+      <w:start w:val="1"/>
+      <w:numFmt w:val="bullet"/>
+      <w:lvlText w:val=""/>
+      <w:lvlJc w:val="left"/>
+      <w:pPr>
+        <w:tabs>
+          <w:tab w:val="num" w:pos="3600"/>
+        </w:tabs>
+        <w:ind w:left="3600" w:hanging="360"/>
+      </w:pPr>
+      <w:rPr>
+        <w:rFonts w:ascii="Wingdings" w:hAnsi="Wingdings" w:hint="default"/>
+        <w:sz w:val="20"/>
+      </w:rPr>
+    </w:lvl>
+    <w:lvl w:ilvl="5" w:tentative="1">
+      <w:start w:val="1"/>
+      <w:numFmt w:val="bullet"/>
+      <w:lvlText w:val=""/>
+      <w:lvlJc w:val="left"/>
+      <w:pPr>
+        <w:tabs>
+          <w:tab w:val="num" w:pos="4320"/>
+        </w:tabs>
+        <w:ind w:left="4320" w:hanging="360"/>
+      </w:pPr>
+      <w:rPr>
+        <w:rFonts w:ascii="Wingdings" w:hAnsi="Wingdings" w:hint="default"/>
+        <w:sz w:val="20"/>
+      </w:rPr>
+    </w:lvl>
+    <w:lvl w:ilvl="6" w:tentative="1">
+      <w:start w:val="1"/>
+      <w:numFmt w:val="bullet"/>
+      <w:lvlText w:val=""/>
+      <w:lvlJc w:val="left"/>
+      <w:pPr>
+        <w:tabs>
+          <w:tab w:val="num" w:pos="5040"/>
+        </w:tabs>
+        <w:ind w:left="5040" w:hanging="360"/>
+      </w:pPr>
+      <w:rPr>
+        <w:rFonts w:ascii="Wingdings" w:hAnsi="Wingdings" w:hint="default"/>
+        <w:sz w:val="20"/>
+      </w:rPr>
+    </w:lvl>
+    <w:lvl w:ilvl="7" w:tentative="1">
+      <w:start w:val="1"/>
+      <w:numFmt w:val="bullet"/>
+      <w:lvlText w:val=""/>
+      <w:lvlJc w:val="left"/>
+      <w:pPr>
+        <w:tabs>
+          <w:tab w:val="num" w:pos="5760"/>
+        </w:tabs>
+        <w:ind w:left="5760" w:hanging="360"/>
+      </w:pPr>
+      <w:rPr>
+        <w:rFonts w:ascii="Wingdings" w:hAnsi="Wingdings" w:hint="default"/>
+        <w:sz w:val="20"/>
+      </w:rPr>
+    </w:lvl>
+    <w:lvl w:ilvl="8" w:tentative="1">
+      <w:start w:val="1"/>
+      <w:numFmt w:val="bullet"/>
+      <w:lvlText w:val=""/>
+      <w:lvlJc w:val="left"/>
+      <w:pPr>
+        <w:tabs>
+          <w:tab w:val="num" w:pos="6480"/>
+        </w:tabs>
+        <w:ind w:left="6480" w:hanging="360"/>
+      </w:pPr>
+      <w:rPr>
+        <w:rFonts w:ascii="Wingdings" w:hAnsi="Wingdings" w:hint="default"/>
+        <w:sz w:val="20"/>
+      </w:rPr>
+    </w:lvl>
+  </w:abstractNum>
+  <w:num w:numId="1" w16cid:durableId="1006861193">
+    <w:abstractNumId w:val="1"/>
+  </w:num>
+  <w:num w:numId="2" w16cid:durableId="2136290558">
+    <w:abstractNumId w:val="0"/>
+  </w:num>
+</w:numbering>
 </file>
 
 <file path=word/styles.xml><?xml version="1.0" encoding="utf-8"?>
